--- a/docs/_book/DesignCTER.docx
+++ b/docs/_book/DesignCTER.docx
@@ -49,7 +49,7 @@
         <w:pStyle w:val="Date"/>
       </w:pPr>
       <w:r>
-        <w:t xml:space="preserve">2024-08-02</w:t>
+        <w:t xml:space="preserve">2024-08-03</w:t>
       </w:r>
     </w:p>
     <w:sdt>
@@ -90,7 +90,7 @@
         </w:p>
       </w:sdtContent>
     </w:sdt>
-    <w:bookmarkStart w:id="57" w:name="introduction"/>
+    <w:bookmarkStart w:id="59" w:name="sec-introduction"/>
     <w:p>
       <w:pPr>
         <w:pStyle w:val="Heading1"/>
@@ -232,8 +232,15 @@
       </w:tr>
     </w:tbl>
     <w:p>
-      <w:pPr>
-        <w:pStyle w:val="BodyText"/>
+      <w:r>
+        <w:pict>
+          <v:rect style="width:0;height:1.5pt" o:hralign="center" o:hrstd="t" o:hr="t"/>
+        </w:pict>
+      </w:r>
+    </w:p>
+    <w:p>
+      <w:pPr>
+        <w:pStyle w:val="FirstParagraph"/>
       </w:pPr>
       <w:r>
         <w:rPr>
@@ -360,6 +367,58 @@
       </w:hyperlink>
       <w:r>
         <w:t xml:space="preserve">)</w:t>
+      </w:r>
+    </w:p>
+    <w:p>
+      <w:pPr>
+        <w:pStyle w:val="Compact"/>
+        <w:numPr>
+          <w:ilvl w:val="1"/>
+          <w:numId w:val="1002"/>
+        </w:numPr>
+      </w:pPr>
+      <w:r>
+        <w:t xml:space="preserve">Principle for design a CT protocol see</w:t>
+      </w:r>
+      <w:r>
+        <w:t xml:space="preserve"> </w:t>
+      </w:r>
+      <w:hyperlink w:anchor="sec-protocols-basic">
+        <w:r>
+          <w:rPr>
+            <w:rStyle w:val="Hyperlink"/>
+          </w:rPr>
+          <w:t xml:space="preserve">Chapter 2</w:t>
+        </w:r>
+      </w:hyperlink>
+      <w:r>
+        <w:t xml:space="preserve">.</w:t>
+      </w:r>
+    </w:p>
+    <w:p>
+      <w:pPr>
+        <w:pStyle w:val="Compact"/>
+        <w:numPr>
+          <w:ilvl w:val="1"/>
+          <w:numId w:val="1002"/>
+        </w:numPr>
+      </w:pPr>
+      <w:r>
+        <w:t xml:space="preserve">Details for each protocols see</w:t>
+      </w:r>
+      <w:r>
+        <w:t xml:space="preserve"> </w:t>
+      </w:r>
+      <w:hyperlink w:anchor="sec-protocols-docs">
+        <w:r>
+          <w:rPr>
+            <w:rStyle w:val="Hyperlink"/>
+          </w:rPr>
+          <w:t xml:space="preserve">Chapter 3</w:t>
+        </w:r>
+      </w:hyperlink>
+      <w:r>
+        <w:t xml:space="preserve">.</w:t>
       </w:r>
     </w:p>
     <w:p>
@@ -488,7 +547,7 @@
         <w:pStyle w:val="Compact"/>
         <w:numPr>
           <w:ilvl w:val="0"/>
-          <w:numId w:val="1002"/>
+          <w:numId w:val="1003"/>
         </w:numPr>
       </w:pPr>
       <w:r>
@@ -545,7 +604,7 @@
         <w:pStyle w:val="Compact"/>
         <w:numPr>
           <w:ilvl w:val="0"/>
-          <w:numId w:val="1002"/>
+          <w:numId w:val="1003"/>
         </w:numPr>
       </w:pPr>
       <w:r>
@@ -557,7 +616,7 @@
         <w:pStyle w:val="Compact"/>
         <w:numPr>
           <w:ilvl w:val="0"/>
-          <w:numId w:val="1002"/>
+          <w:numId w:val="1003"/>
         </w:numPr>
       </w:pPr>
       <w:r>
@@ -625,7 +684,7 @@
       </w:r>
     </w:p>
     <w:bookmarkEnd w:id="34"/>
-    <w:bookmarkStart w:id="56" w:name="calculator-mode"/>
+    <w:bookmarkStart w:id="58" w:name="calculator-mode"/>
     <w:p>
       <w:pPr>
         <w:pStyle w:val="Heading2"/>
@@ -787,10 +846,9 @@
     </w:p>
     <w:p>
       <w:pPr>
-        <w:pStyle w:val="Compact"/>
         <w:numPr>
           <w:ilvl w:val="0"/>
-          <w:numId w:val="1003"/>
+          <w:numId w:val="1004"/>
         </w:numPr>
       </w:pPr>
       <w:r>
@@ -799,14 +857,23 @@
     </w:p>
     <w:p>
       <w:pPr>
-        <w:pStyle w:val="Compact"/>
         <w:numPr>
           <w:ilvl w:val="0"/>
-          <w:numId w:val="1003"/>
+          <w:numId w:val="1004"/>
         </w:numPr>
       </w:pPr>
       <w:r>
-        <w:t xml:space="preserve">For example, type</w:t>
+        <w:rPr>
+          <w:b/>
+          <w:bCs/>
+        </w:rPr>
+        <w:t xml:space="preserve">Usage example:</w:t>
+      </w:r>
+      <w:r>
+        <w:t xml:space="preserve"> </w:t>
+      </w:r>
+      <w:r>
+        <w:t xml:space="preserve">type</w:t>
       </w:r>
       <w:r>
         <w:t xml:space="preserve"> </w:t>
@@ -849,6 +916,24 @@
       </w:r>
       <w:r>
         <w:t xml:space="preserve">Enter</w:t>
+      </w:r>
+      <w:r>
+        <w:t xml:space="preserve">”</w:t>
+      </w:r>
+      <w:r>
+        <w:t xml:space="preserve"> </w:t>
+      </w:r>
+      <w:r>
+        <w:t xml:space="preserve">or click</w:t>
+      </w:r>
+      <w:r>
+        <w:t xml:space="preserve"> </w:t>
+      </w:r>
+      <w:r>
+        <w:t xml:space="preserve">“</w:t>
+      </w:r>
+      <w:r>
+        <w:t xml:space="preserve">Generate</w:t>
       </w:r>
       <w:r>
         <w:t xml:space="preserve">”</w:t>
@@ -936,10 +1021,9 @@
     </w:p>
     <w:p>
       <w:pPr>
-        <w:pStyle w:val="Compact"/>
         <w:numPr>
           <w:ilvl w:val="0"/>
-          <w:numId w:val="1004"/>
+          <w:numId w:val="1005"/>
         </w:numPr>
       </w:pPr>
       <w:r>
@@ -953,15 +1037,14 @@
         <w:t xml:space="preserve"> </w:t>
       </w:r>
       <w:r>
-        <w:t xml:space="preserve">Perpendicular diameter (cm) of prostate in 3 planes</w:t>
+        <w:t xml:space="preserve">Perpendicular diameter (cm) of prostate in 3 planes (separated by blank space or comma).</w:t>
       </w:r>
     </w:p>
     <w:p>
       <w:pPr>
-        <w:pStyle w:val="Compact"/>
         <w:numPr>
           <w:ilvl w:val="0"/>
-          <w:numId w:val="1004"/>
+          <w:numId w:val="1005"/>
         </w:numPr>
       </w:pPr>
       <w:r>
@@ -980,10 +1063,130 @@
     </w:p>
     <w:p>
       <w:pPr>
+        <w:numPr>
+          <w:ilvl w:val="0"/>
+          <w:numId w:val="1005"/>
+        </w:numPr>
+      </w:pPr>
+      <w:r>
+        <w:rPr>
+          <w:b/>
+          <w:bCs/>
+        </w:rPr>
+        <w:t xml:space="preserve">Usage example:</w:t>
+      </w:r>
+      <w:r>
+        <w:t xml:space="preserve"> </w:t>
+      </w:r>
+      <w:r>
+        <w:t xml:space="preserve">If diameter(s) of a prostate were 4.5, 4.7, and 5.0 cm in 3 planes:</w:t>
+      </w:r>
+    </w:p>
+    <w:p>
+      <w:pPr>
+        <w:pStyle w:val="Compact"/>
+        <w:numPr>
+          <w:ilvl w:val="1"/>
+          <w:numId w:val="1006"/>
+        </w:numPr>
+      </w:pPr>
+      <w:r>
+        <w:t xml:space="preserve">Type</w:t>
+      </w:r>
+      <w:r>
+        <w:t xml:space="preserve"> </w:t>
+      </w:r>
+      <w:r>
+        <w:rPr>
+          <w:rStyle w:val="VerbatimChar"/>
+        </w:rPr>
+        <w:t xml:space="preserve">4.5</w:t>
+      </w:r>
+      <w:r>
+        <w:t xml:space="preserve"> </w:t>
+      </w:r>
+      <w:r>
+        <w:rPr>
+          <w:rStyle w:val="VerbatimChar"/>
+        </w:rPr>
+        <w:t xml:space="preserve">4.7</w:t>
+      </w:r>
+      <w:r>
+        <w:t xml:space="preserve"> </w:t>
+      </w:r>
+      <w:r>
+        <w:rPr>
+          <w:rStyle w:val="VerbatimChar"/>
+        </w:rPr>
+        <w:t xml:space="preserve">5.0</w:t>
+      </w:r>
+      <w:r>
+        <w:t xml:space="preserve"> </w:t>
+      </w:r>
+      <w:r>
+        <w:t xml:space="preserve">in the textbox</w:t>
+      </w:r>
+    </w:p>
+    <w:p>
+      <w:pPr>
+        <w:pStyle w:val="Compact"/>
+        <w:numPr>
+          <w:ilvl w:val="1"/>
+          <w:numId w:val="1006"/>
+        </w:numPr>
+      </w:pPr>
+      <w:r>
+        <w:t xml:space="preserve">Press</w:t>
+      </w:r>
+      <w:r>
+        <w:t xml:space="preserve"> </w:t>
+      </w:r>
+      <w:r>
+        <w:t xml:space="preserve">“</w:t>
+      </w:r>
+      <w:r>
+        <w:t xml:space="preserve">Enter</w:t>
+      </w:r>
+      <w:r>
+        <w:t xml:space="preserve">”</w:t>
+      </w:r>
+      <w:r>
+        <w:t xml:space="preserve"> </w:t>
+      </w:r>
+      <w:r>
+        <w:t xml:space="preserve">or click</w:t>
+      </w:r>
+      <w:r>
+        <w:t xml:space="preserve"> </w:t>
+      </w:r>
+      <w:r>
+        <w:t xml:space="preserve">“</w:t>
+      </w:r>
+      <w:r>
+        <w:t xml:space="preserve">Generate</w:t>
+      </w:r>
+      <w:r>
+        <w:t xml:space="preserve">”</w:t>
+      </w:r>
+    </w:p>
+    <w:p>
+      <w:pPr>
+        <w:pStyle w:val="Compact"/>
+        <w:numPr>
+          <w:ilvl w:val="1"/>
+          <w:numId w:val="1006"/>
+        </w:numPr>
+      </w:pPr>
+      <w:r>
+        <w:t xml:space="preserve">The app will calculate prostate volume and interpretation in the output dialog, which can be copied to report.</w:t>
+      </w:r>
+    </w:p>
+    <w:p>
+      <w:pPr>
         <w:pStyle w:val="FirstParagraph"/>
       </w:pPr>
       <w:r>
-        <w:t xml:space="preserve">Terminology based on prostate volume was based on the following:</w:t>
+        <w:t xml:space="preserve">Interpretation of prostate volume was based on the following criterion:</w:t>
       </w:r>
     </w:p>
     <w:p>
@@ -991,7 +1194,7 @@
         <w:pStyle w:val="Compact"/>
         <w:numPr>
           <w:ilvl w:val="0"/>
-          <w:numId w:val="1005"/>
+          <w:numId w:val="1007"/>
         </w:numPr>
       </w:pPr>
       <w:r>
@@ -1013,7 +1216,7 @@
         <w:pStyle w:val="Compact"/>
         <w:numPr>
           <w:ilvl w:val="0"/>
-          <w:numId w:val="1005"/>
+          <w:numId w:val="1007"/>
         </w:numPr>
       </w:pPr>
       <w:r>
@@ -1035,7 +1238,7 @@
         <w:pStyle w:val="Compact"/>
         <w:numPr>
           <w:ilvl w:val="0"/>
-          <w:numId w:val="1005"/>
+          <w:numId w:val="1007"/>
         </w:numPr>
       </w:pPr>
       <w:r>
@@ -1578,7 +1781,7 @@
       </w:tr>
     </w:tbl>
     <w:bookmarkEnd w:id="50"/>
-    <w:bookmarkStart w:id="55" w:name="spine-height-loss"/>
+    <w:bookmarkStart w:id="57" w:name="spine-height-loss"/>
     <w:p>
       <w:pPr>
         <w:pStyle w:val="Heading3"/>
@@ -1647,7 +1850,7 @@
         <w:pStyle w:val="Compact"/>
         <w:numPr>
           <w:ilvl w:val="0"/>
-          <w:numId w:val="1006"/>
+          <w:numId w:val="1008"/>
         </w:numPr>
       </w:pPr>
       <w:r>
@@ -1687,7 +1890,7 @@
         <w:pStyle w:val="Compact"/>
         <w:numPr>
           <w:ilvl w:val="0"/>
-          <w:numId w:val="1006"/>
+          <w:numId w:val="1008"/>
         </w:numPr>
       </w:pPr>
       <w:r>
@@ -1723,103 +1926,17 @@
         <w:pStyle w:val="FirstParagraph"/>
       </w:pPr>
       <w:r>
-        <w:t xml:space="preserve">For example:</w:t>
-      </w:r>
-    </w:p>
-    <w:p>
-      <w:pPr>
-        <w:pStyle w:val="Compact"/>
-        <w:numPr>
-          <w:ilvl w:val="0"/>
-          <w:numId w:val="1007"/>
-        </w:numPr>
-      </w:pPr>
-      <w:r>
-        <w:t xml:space="preserve">If Normal height = 4.5 cm, Collapsed height = 3.0 cm</w:t>
-      </w:r>
-    </w:p>
-    <w:p>
-      <w:pPr>
-        <w:pStyle w:val="Compact"/>
-        <w:numPr>
-          <w:ilvl w:val="0"/>
-          <w:numId w:val="1007"/>
-        </w:numPr>
-      </w:pPr>
-      <w:r>
-        <w:t xml:space="preserve">Height loss =</w:t>
-      </w:r>
-      <w:r>
-        <w:t xml:space="preserve"> </w:t>
-      </w:r>
-      <m:oMath>
-        <m:d>
-          <m:dPr>
-            <m:begChr m:val="("/>
-            <m:endChr m:val=")"/>
-            <m:sepChr m:val=""/>
-            <m:grow/>
-          </m:dPr>
-          <m:e>
-            <m:r>
-              <m:t>4.5</m:t>
-            </m:r>
-            <m:r>
-              <m:rPr>
-                <m:sty m:val="p"/>
-              </m:rPr>
-              <m:t>−</m:t>
-            </m:r>
-            <m:r>
-              <m:t>3.0</m:t>
-            </m:r>
-          </m:e>
-        </m:d>
-        <m:r>
-          <m:rPr>
-            <m:sty m:val="p"/>
-          </m:rPr>
-          <m:t>×</m:t>
-        </m:r>
-        <m:r>
-          <m:t>100</m:t>
-        </m:r>
-        <m:r>
-          <m:rPr>
-            <m:sty m:val="p"/>
-          </m:rPr>
-          <m:t>/</m:t>
-        </m:r>
-        <m:r>
-          <m:t>4.5</m:t>
-        </m:r>
-        <m:r>
-          <m:rPr>
-            <m:sty m:val="p"/>
-          </m:rPr>
-          <m:t>=</m:t>
-        </m:r>
-        <m:r>
-          <m:t>33.3</m:t>
-        </m:r>
-        <m:r>
-          <m:rPr>
-            <m:sty m:val="p"/>
-          </m:rPr>
-          <m:t>%</m:t>
-        </m:r>
-      </m:oMath>
-    </w:p>
-    <w:p>
-      <w:pPr>
-        <w:pStyle w:val="FirstParagraph"/>
-      </w:pPr>
-      <w:r>
         <w:rPr>
           <w:b/>
           <w:bCs/>
         </w:rPr>
-        <w:t xml:space="preserve">Genant’s classification</w:t>
+        <w:t xml:space="preserve">Usage example:</w:t>
+      </w:r>
+      <w:r>
+        <w:t xml:space="preserve"> </w:t>
+      </w:r>
+      <w:r>
+        <w:t xml:space="preserve">If Normal height = 4.5 cm, Collapsed height = 3.0 cm</w:t>
       </w:r>
     </w:p>
     <w:p>
@@ -1827,11 +1944,77 @@
         <w:pStyle w:val="Compact"/>
         <w:numPr>
           <w:ilvl w:val="0"/>
-          <w:numId w:val="1008"/>
+          <w:numId w:val="1009"/>
         </w:numPr>
       </w:pPr>
       <w:r>
-        <w:t xml:space="preserve">Grade 0: Normal</w:t>
+        <w:t xml:space="preserve">Type</w:t>
+      </w:r>
+      <w:r>
+        <w:t xml:space="preserve"> </w:t>
+      </w:r>
+      <w:r>
+        <w:rPr>
+          <w:rStyle w:val="VerbatimChar"/>
+        </w:rPr>
+        <w:t xml:space="preserve">4.5</w:t>
+      </w:r>
+      <w:r>
+        <w:t xml:space="preserve"> </w:t>
+      </w:r>
+      <w:r>
+        <w:t xml:space="preserve">in</w:t>
+      </w:r>
+      <w:r>
+        <w:t xml:space="preserve"> </w:t>
+      </w:r>
+      <w:r>
+        <w:t xml:space="preserve">“</w:t>
+      </w:r>
+      <w:r>
+        <w:t xml:space="preserve">Normal height</w:t>
+      </w:r>
+      <w:r>
+        <w:t xml:space="preserve">”</w:t>
+      </w:r>
+      <w:r>
+        <w:t xml:space="preserve"> </w:t>
+      </w:r>
+      <w:r>
+        <w:t xml:space="preserve">and</w:t>
+      </w:r>
+      <w:r>
+        <w:t xml:space="preserve"> </w:t>
+      </w:r>
+      <w:r>
+        <w:rPr>
+          <w:rStyle w:val="VerbatimChar"/>
+        </w:rPr>
+        <w:t xml:space="preserve">3.0</w:t>
+      </w:r>
+      <w:r>
+        <w:t xml:space="preserve"> </w:t>
+      </w:r>
+      <w:r>
+        <w:t xml:space="preserve">in</w:t>
+      </w:r>
+      <w:r>
+        <w:t xml:space="preserve"> </w:t>
+      </w:r>
+      <w:r>
+        <w:t xml:space="preserve">“</w:t>
+      </w:r>
+      <w:r>
+        <w:t xml:space="preserve">Collapsed height</w:t>
+      </w:r>
+      <w:r>
+        <w:t xml:space="preserve">”</w:t>
+      </w:r>
+      <w:r>
+        <w:t xml:space="preserve"> </w:t>
+      </w:r>
+      <w:r>
+        <w:t xml:space="preserve">textbox</w:t>
       </w:r>
     </w:p>
     <w:p>
@@ -1839,11 +2022,41 @@
         <w:pStyle w:val="Compact"/>
         <w:numPr>
           <w:ilvl w:val="0"/>
-          <w:numId w:val="1008"/>
+          <w:numId w:val="1009"/>
         </w:numPr>
       </w:pPr>
       <w:r>
-        <w:t xml:space="preserve">Grade 1: Mild loss of height (20-25%)</w:t>
+        <w:t xml:space="preserve">Press</w:t>
+      </w:r>
+      <w:r>
+        <w:t xml:space="preserve"> </w:t>
+      </w:r>
+      <w:r>
+        <w:t xml:space="preserve">“</w:t>
+      </w:r>
+      <w:r>
+        <w:t xml:space="preserve">Enter</w:t>
+      </w:r>
+      <w:r>
+        <w:t xml:space="preserve">”</w:t>
+      </w:r>
+      <w:r>
+        <w:t xml:space="preserve"> </w:t>
+      </w:r>
+      <w:r>
+        <w:t xml:space="preserve">or click</w:t>
+      </w:r>
+      <w:r>
+        <w:t xml:space="preserve"> </w:t>
+      </w:r>
+      <w:r>
+        <w:t xml:space="preserve">“</w:t>
+      </w:r>
+      <w:r>
+        <w:t xml:space="preserve">Generate</w:t>
+      </w:r>
+      <w:r>
+        <w:t xml:space="preserve">”</w:t>
       </w:r>
     </w:p>
     <w:p>
@@ -1851,11 +2064,374 @@
         <w:pStyle w:val="Compact"/>
         <w:numPr>
           <w:ilvl w:val="0"/>
-          <w:numId w:val="1008"/>
+          <w:numId w:val="1009"/>
         </w:numPr>
       </w:pPr>
       <w:r>
-        <w:t xml:space="preserve">Grade 2: Moderate loss of height (25-40%)</w:t>
+        <w:t xml:space="preserve">Percentage of height loss and severity will be calculated, in this case:</w:t>
+      </w:r>
+    </w:p>
+    <w:p>
+      <w:pPr>
+        <w:pStyle w:val="FirstParagraph"/>
+      </w:pPr>
+      <m:oMathPara>
+        <m:oMathParaPr>
+          <m:jc m:val="center"/>
+        </m:oMathParaPr>
+        <m:oMath>
+          <m:r>
+            <m:rPr>
+              <m:nor/>
+              <m:sty m:val="p"/>
+            </m:rPr>
+            <m:t>Height loss</m:t>
+          </m:r>
+          <m:r>
+            <m:rPr>
+              <m:sty m:val="p"/>
+            </m:rPr>
+            <m:t>=</m:t>
+          </m:r>
+          <m:d>
+            <m:dPr>
+              <m:begChr m:val="("/>
+              <m:endChr m:val=")"/>
+              <m:sepChr m:val=""/>
+              <m:grow/>
+            </m:dPr>
+            <m:e>
+              <m:r>
+                <m:t>4.5</m:t>
+              </m:r>
+              <m:r>
+                <m:rPr>
+                  <m:sty m:val="p"/>
+                </m:rPr>
+                <m:t>−</m:t>
+              </m:r>
+              <m:r>
+                <m:t>3.0</m:t>
+              </m:r>
+            </m:e>
+          </m:d>
+          <m:r>
+            <m:rPr>
+              <m:sty m:val="p"/>
+            </m:rPr>
+            <m:t>×</m:t>
+          </m:r>
+          <m:r>
+            <m:t>100</m:t>
+          </m:r>
+          <m:r>
+            <m:rPr>
+              <m:sty m:val="p"/>
+            </m:rPr>
+            <m:t>/</m:t>
+          </m:r>
+          <m:r>
+            <m:t>4.5</m:t>
+          </m:r>
+          <m:r>
+            <m:rPr>
+              <m:sty m:val="p"/>
+            </m:rPr>
+            <m:t>=</m:t>
+          </m:r>
+          <m:r>
+            <m:t>33.3</m:t>
+          </m:r>
+          <m:r>
+            <m:rPr>
+              <m:sty m:val="p"/>
+            </m:rPr>
+            <m:t>%</m:t>
+          </m:r>
+        </m:oMath>
+      </m:oMathPara>
+    </w:p>
+    <w:p>
+      <w:pPr>
+        <w:pStyle w:val="FirstParagraph"/>
+      </w:pPr>
+      <w:r>
+        <w:t xml:space="preserve">Which is moderate height loss according to</w:t>
+      </w:r>
+      <w:r>
+        <w:t xml:space="preserve"> </w:t>
+      </w:r>
+      <w:hyperlink r:id="rId54">
+        <w:r>
+          <w:rPr>
+            <w:rStyle w:val="Hyperlink"/>
+          </w:rPr>
+          <w:t xml:space="preserve">Genant’s classification</w:t>
+        </w:r>
+      </w:hyperlink>
+      <w:r>
+        <w:t xml:space="preserve">.</w:t>
+      </w:r>
+    </w:p>
+    <w:tbl>
+      <w:tblPr>
+        <w:tblStyle w:val="Table"/>
+        <w:tblLook w:firstRow="0" w:lastRow="0" w:firstColumn="0" w:lastColumn="0" w:noHBand="0" w:noVBand="0" w:val="0000"/>
+        <w:tblBorders>
+          <w:left w:val="single" w:sz="24" w:space="0" w:color="0758E5"/>
+          <w:right w:val="single" w:sz="4" w:space="0" w:color="0758E5"/>
+          <w:top w:val="single" w:sz="4" w:space="0" w:color="0758E5"/>
+          <w:bottom w:val="single" w:sz="4" w:space="0" w:color="0758E5"/>
+        </w:tblBorders>
+        <w:tblCellMar>
+          <w:left w:w="144" w:type="dxa"/>
+          <w:right w:w="144" w:type="dxa"/>
+        </w:tblCellMar>
+        <w:tblInd w:w="164" w:type="dxa"/>
+        <w:tblW w:type="pct" w:w="100%"/>
+      </w:tblPr>
+      <w:tr>
+        <w:trPr>
+          <w:cantSplit/>
+        </w:trPr>
+        <w:tc>
+          <w:tcPr>
+            <w:shd w:color="auto" w:fill="dae6fb" w:val="clear"/>
+            <w:tcMar>
+              <w:top w:w="92" w:type="dxa"/>
+              <w:bottom w:w="92" w:type="dxa"/>
+            </w:tcMar>
+          </w:tcPr>
+          <w:p>
+            <w:pPr>
+              <w:pStyle w:val="BodyText"/>
+            </w:pPr>
+            <w:pPr>
+              <w:spacing w:before="0" w:after="0"/>
+              <w:textAlignment w:val="center"/>
+            </w:pPr>
+            <w:r>
+              <w:drawing>
+                <wp:inline>
+                  <wp:extent cx="152400" cy="152400"/>
+                  <wp:effectExtent b="0" l="0" r="0" t="0"/>
+                  <wp:docPr descr="" title="" id="55" name="Picture"/>
+                  <a:graphic>
+                    <a:graphicData uri="http://schemas.openxmlformats.org/drawingml/2006/picture">
+                      <pic:pic>
+                        <pic:nvPicPr>
+                          <pic:cNvPr descr="/Applications/quarto/share/formats/docx/note.png" id="56" name="Picture"/>
+                          <pic:cNvPicPr>
+                            <a:picLocks noChangeArrowheads="1" noChangeAspect="1"/>
+                          </pic:cNvPicPr>
+                        </pic:nvPicPr>
+                        <pic:blipFill>
+                          <a:blip r:embed="rId20"/>
+                          <a:stretch>
+                            <a:fillRect/>
+                          </a:stretch>
+                        </pic:blipFill>
+                        <pic:spPr bwMode="auto">
+                          <a:xfrm>
+                            <a:off x="0" y="0"/>
+                            <a:ext cx="152400" cy="152400"/>
+                          </a:xfrm>
+                          <a:prstGeom prst="rect">
+                            <a:avLst/>
+                          </a:prstGeom>
+                          <a:noFill/>
+                          <a:ln w="9525">
+                            <a:noFill/>
+                            <a:headEnd/>
+                            <a:tailEnd/>
+                          </a:ln>
+                        </pic:spPr>
+                      </pic:pic>
+                    </a:graphicData>
+                  </a:graphic>
+                </wp:inline>
+              </w:drawing>
+            </w:r>
+            <w:r>
+              <w:t xml:space="preserve"> </w:t>
+            </w:r>
+            <w:r>
+              <w:t xml:space="preserve"> </w:t>
+            </w:r>
+            <w:r>
+              <w:t xml:space="preserve">Genant’s classification</w:t>
+            </w:r>
+          </w:p>
+        </w:tc>
+      </w:tr>
+      <w:tr>
+        <w:trPr>
+          <w:cantSplit/>
+        </w:trPr>
+        <w:tc>
+          <w:tcPr>
+            <w:tcMar>
+              <w:top w:w="108" w:type="dxa"/>
+              <w:bottom w:w="108" w:type="dxa"/>
+            </w:tcMar>
+          </w:tcPr>
+          <w:p>
+            <w:pPr>
+              <w:pStyle w:val="Compact"/>
+              <w:numPr>
+                <w:ilvl w:val="0"/>
+                <w:numId w:val="1010"/>
+              </w:numPr>
+            </w:pPr>
+            <w:r>
+              <w:t xml:space="preserve">Grade 0: Normal</w:t>
+            </w:r>
+          </w:p>
+          <w:p>
+            <w:pPr>
+              <w:pStyle w:val="Compact"/>
+              <w:numPr>
+                <w:ilvl w:val="0"/>
+                <w:numId w:val="1010"/>
+              </w:numPr>
+            </w:pPr>
+            <w:r>
+              <w:t xml:space="preserve">Grade 1: Mild loss of height (20-25%)</w:t>
+            </w:r>
+          </w:p>
+          <w:p>
+            <w:pPr>
+              <w:pStyle w:val="Compact"/>
+              <w:numPr>
+                <w:ilvl w:val="0"/>
+                <w:numId w:val="1010"/>
+              </w:numPr>
+            </w:pPr>
+            <w:r>
+              <w:t xml:space="preserve">Grade 2: Moderate loss of height (25-40%)</w:t>
+            </w:r>
+          </w:p>
+          <w:p>
+            <w:pPr>
+              <w:pStyle w:val="Compact"/>
+              <w:numPr>
+                <w:ilvl w:val="0"/>
+                <w:numId w:val="1010"/>
+              </w:numPr>
+            </w:pPr>
+            <w:r>
+              <w:t xml:space="preserve">Grade 3: Severe loss of height (&gt; 40%)</w:t>
+            </w:r>
+          </w:p>
+        </w:tc>
+      </w:tr>
+    </w:tbl>
+    <w:bookmarkEnd w:id="57"/>
+    <w:bookmarkEnd w:id="58"/>
+    <w:bookmarkEnd w:id="59"/>
+    <w:bookmarkStart w:id="65" w:name="sec-protocols-basic"/>
+    <w:p>
+      <w:pPr>
+        <w:pStyle w:val="Heading1"/>
+      </w:pPr>
+      <w:r>
+        <w:t xml:space="preserve">2. Principles</w:t>
+      </w:r>
+    </w:p>
+    <w:p>
+      <w:pPr>
+        <w:pStyle w:val="FirstParagraph"/>
+      </w:pPr>
+      <w:r>
+        <w:t xml:space="preserve">The protocols used in this application were adapted from Ramathibodi emergency radiology handbook</w:t>
+      </w:r>
+      <w:r>
+        <w:t xml:space="preserve"> </w:t>
+      </w:r>
+      <w:r>
+        <w:t xml:space="preserve">[</w:t>
+      </w:r>
+      <w:hyperlink w:anchor="ref-erad_book">
+        <w:r>
+          <w:rPr>
+            <w:rStyle w:val="Hyperlink"/>
+          </w:rPr>
+          <w:t xml:space="preserve">1</w:t>
+        </w:r>
+      </w:hyperlink>
+      <w:r>
+        <w:t xml:space="preserve">]</w:t>
+      </w:r>
+      <w:r>
+        <w:t xml:space="preserve">.</w:t>
+      </w:r>
+    </w:p>
+    <w:bookmarkStart w:id="64" w:name="steps"/>
+    <w:p>
+      <w:pPr>
+        <w:pStyle w:val="Heading2"/>
+      </w:pPr>
+      <w:r>
+        <w:t xml:space="preserve">2.1 Steps</w:t>
+      </w:r>
+    </w:p>
+    <w:p>
+      <w:pPr>
+        <w:pStyle w:val="FirstParagraph"/>
+      </w:pPr>
+      <w:r>
+        <w:t xml:space="preserve">Here are the general tips for selecting appropriate protocols.</w:t>
+      </w:r>
+    </w:p>
+    <w:bookmarkStart w:id="60" w:name="step-1-select-protocols"/>
+    <w:p>
+      <w:pPr>
+        <w:pStyle w:val="Heading3"/>
+      </w:pPr>
+      <w:r>
+        <w:t xml:space="preserve">Step 1: Select Protocols</w:t>
+      </w:r>
+    </w:p>
+    <w:p>
+      <w:pPr>
+        <w:pStyle w:val="FirstParagraph"/>
+      </w:pPr>
+      <w:r>
+        <w:t xml:space="preserve">Select appropriate study protocols based on</w:t>
+      </w:r>
+      <w:r>
+        <w:t xml:space="preserve"> </w:t>
+      </w:r>
+      <w:r>
+        <w:rPr>
+          <w:i/>
+          <w:iCs/>
+        </w:rPr>
+        <w:t xml:space="preserve">clinical question</w:t>
+      </w:r>
+      <w:r>
+        <w:t xml:space="preserve"> </w:t>
+      </w:r>
+      <w:r>
+        <w:t xml:space="preserve">of the referring physician. For complex clinical scenario, the protocols (including phases of scan) may be selected to cover a broad range of possible disease processes, while balancing the radiation exposure risk.</w:t>
+      </w:r>
+    </w:p>
+    <w:bookmarkEnd w:id="60"/>
+    <w:bookmarkStart w:id="61" w:name="step-2-add-some-phase-of-scan"/>
+    <w:p>
+      <w:pPr>
+        <w:pStyle w:val="Heading3"/>
+      </w:pPr>
+      <w:r>
+        <w:t xml:space="preserve">Step 2: Add some phase of scan</w:t>
+      </w:r>
+    </w:p>
+    <w:p>
+      <w:pPr>
+        <w:pStyle w:val="FirstParagraph"/>
+      </w:pPr>
+      <w:r>
+        <w:t xml:space="preserve">For certain condition, specific phase of scan may added for better visualization. For example:</w:t>
       </w:r>
     </w:p>
     <w:p>
@@ -1863,49 +2439,413 @@
         <w:pStyle w:val="Compact"/>
         <w:numPr>
           <w:ilvl w:val="0"/>
-          <w:numId w:val="1008"/>
+          <w:numId w:val="1011"/>
         </w:numPr>
       </w:pPr>
       <w:r>
-        <w:t xml:space="preserve">Grade 3: Severe loss of height (&gt; 40%)</w:t>
-      </w:r>
-    </w:p>
-    <w:bookmarkEnd w:id="55"/>
-    <w:bookmarkEnd w:id="56"/>
-    <w:bookmarkEnd w:id="57"/>
-    <w:bookmarkStart w:id="72" w:name="protocols"/>
-    <w:p>
-      <w:pPr>
-        <w:pStyle w:val="Heading1"/>
-      </w:pPr>
-      <w:r>
-        <w:t xml:space="preserve">2. Protocols</w:t>
+        <w:rPr>
+          <w:b/>
+          <w:bCs/>
+        </w:rPr>
+        <w:t xml:space="preserve">Suspecting hypervascular tumor:</w:t>
       </w:r>
     </w:p>
     <w:p>
       <w:pPr>
+        <w:pStyle w:val="Compact"/>
+        <w:numPr>
+          <w:ilvl w:val="1"/>
+          <w:numId w:val="1012"/>
+        </w:numPr>
+      </w:pPr>
+      <w:r>
+        <w:t xml:space="preserve">For example: NMR-CT-HCC: neuroendocrine, melanoma, RCC, choriocarcinoma, thyroid HCC</w:t>
+      </w:r>
+    </w:p>
+    <w:p>
+      <w:pPr>
+        <w:pStyle w:val="Compact"/>
+        <w:numPr>
+          <w:ilvl w:val="1"/>
+          <w:numId w:val="1012"/>
+        </w:numPr>
+      </w:pPr>
+      <w:r>
+        <w:t xml:space="preserve">Consider adding</w:t>
+      </w:r>
+      <w:r>
+        <w:t xml:space="preserve"> </w:t>
+      </w:r>
+      <w:r>
+        <w:rPr>
+          <w:b/>
+          <w:bCs/>
+        </w:rPr>
+        <w:t xml:space="preserve">late arterial phase (upper)</w:t>
+      </w:r>
+    </w:p>
+    <w:p>
+      <w:pPr>
+        <w:pStyle w:val="Compact"/>
+        <w:numPr>
+          <w:ilvl w:val="0"/>
+          <w:numId w:val="1011"/>
+        </w:numPr>
+      </w:pPr>
+      <w:r>
+        <w:rPr>
+          <w:b/>
+          <w:bCs/>
+        </w:rPr>
+        <w:t xml:space="preserve">Liver/kidney transplant</w:t>
+      </w:r>
+    </w:p>
+    <w:p>
+      <w:pPr>
+        <w:pStyle w:val="Compact"/>
+        <w:numPr>
+          <w:ilvl w:val="1"/>
+          <w:numId w:val="1013"/>
+        </w:numPr>
+      </w:pPr>
+      <w:r>
+        <w:t xml:space="preserve">To assess transplant-related complications which includes vascular or non-vascular causes</w:t>
+      </w:r>
+    </w:p>
+    <w:p>
+      <w:pPr>
+        <w:pStyle w:val="Compact"/>
+        <w:numPr>
+          <w:ilvl w:val="1"/>
+          <w:numId w:val="1013"/>
+        </w:numPr>
+      </w:pPr>
+      <w:r>
+        <w:t xml:space="preserve">Consider adding</w:t>
+      </w:r>
+      <w:r>
+        <w:t xml:space="preserve"> </w:t>
+      </w:r>
+      <w:r>
+        <w:rPr>
+          <w:b/>
+          <w:bCs/>
+        </w:rPr>
+        <w:t xml:space="preserve">late arterial phase (liver or kidney transplant)</w:t>
+      </w:r>
+    </w:p>
+    <w:bookmarkEnd w:id="61"/>
+    <w:bookmarkStart w:id="62" w:name="X75ee25b82c8d8c3c0918fa3e7f00807ee30e2a1"/>
+    <w:p>
+      <w:pPr>
+        <w:pStyle w:val="Heading3"/>
+      </w:pPr>
+      <w:r>
+        <w:t xml:space="preserve">Step 3: Contraindication of Oral or Rectal Contrast</w:t>
+      </w:r>
+    </w:p>
+    <w:p>
+      <w:pPr>
         <w:pStyle w:val="FirstParagraph"/>
       </w:pPr>
       <w:r>
-        <w:t xml:space="preserve">Here are the protocols used in this application.</w:t>
+        <w:t xml:space="preserve">Check contraindication for administered oral or rectal contrast, these includes:</w:t>
       </w:r>
     </w:p>
-    <w:bookmarkStart w:id="69" w:name="body-ct"/>
     <w:p>
       <w:pPr>
+        <w:numPr>
+          <w:ilvl w:val="0"/>
+          <w:numId w:val="1014"/>
+        </w:numPr>
+      </w:pPr>
+      <w:r>
+        <w:rPr>
+          <w:b/>
+          <w:bCs/>
+        </w:rPr>
+        <w:t xml:space="preserve">Oral contrast is not recommended</w:t>
+      </w:r>
+      <w:r>
+        <w:t xml:space="preserve"> </w:t>
+      </w:r>
+      <w:r>
+        <w:t xml:space="preserve">in the following cases:</w:t>
+      </w:r>
+    </w:p>
+    <w:p>
+      <w:pPr>
+        <w:pStyle w:val="Compact"/>
+        <w:numPr>
+          <w:ilvl w:val="1"/>
+          <w:numId w:val="1015"/>
+        </w:numPr>
+      </w:pPr>
+      <w:r>
+        <w:t xml:space="preserve">Severe vomitting or unable to eat</w:t>
+      </w:r>
+    </w:p>
+    <w:p>
+      <w:pPr>
+        <w:pStyle w:val="Compact"/>
+        <w:numPr>
+          <w:ilvl w:val="1"/>
+          <w:numId w:val="1015"/>
+        </w:numPr>
+      </w:pPr>
+      <w:r>
+        <w:t xml:space="preserve">Severe abdominal bloating</w:t>
+      </w:r>
+    </w:p>
+    <w:p>
+      <w:pPr>
+        <w:pStyle w:val="Compact"/>
+        <w:numPr>
+          <w:ilvl w:val="1"/>
+          <w:numId w:val="1015"/>
+        </w:numPr>
+      </w:pPr>
+      <w:r>
+        <w:t xml:space="preserve">History of aspiration or swallowing difficulty</w:t>
+      </w:r>
+    </w:p>
+    <w:p>
+      <w:pPr>
+        <w:pStyle w:val="Compact"/>
+        <w:numPr>
+          <w:ilvl w:val="1"/>
+          <w:numId w:val="1015"/>
+        </w:numPr>
+      </w:pPr>
+      <w:r>
+        <w:t xml:space="preserve">Multiple dilated, fluid-filled bowel loops from abdominal radiograph</w:t>
+      </w:r>
+    </w:p>
+    <w:p>
+      <w:pPr>
+        <w:numPr>
+          <w:ilvl w:val="0"/>
+          <w:numId w:val="1014"/>
+        </w:numPr>
+      </w:pPr>
+      <w:r>
+        <w:rPr>
+          <w:b/>
+          <w:bCs/>
+        </w:rPr>
+        <w:t xml:space="preserve">Rectal contrast is not recommended</w:t>
+      </w:r>
+      <w:r>
+        <w:t xml:space="preserve"> </w:t>
+      </w:r>
+      <w:r>
+        <w:t xml:space="preserve">in the following cases:</w:t>
+      </w:r>
+    </w:p>
+    <w:p>
+      <w:pPr>
+        <w:pStyle w:val="Compact"/>
+        <w:numPr>
+          <w:ilvl w:val="1"/>
+          <w:numId w:val="1016"/>
+        </w:numPr>
+      </w:pPr>
+      <w:r>
+        <w:t xml:space="preserve">Inability to control bowel movements or administer enema (e.g., poor consciousness, post-AP resection surgery, colostomy)</w:t>
+      </w:r>
+    </w:p>
+    <w:p>
+      <w:pPr>
+        <w:pStyle w:val="Compact"/>
+        <w:numPr>
+          <w:ilvl w:val="1"/>
+          <w:numId w:val="1016"/>
+        </w:numPr>
+      </w:pPr>
+      <w:r>
+        <w:t xml:space="preserve">Immunodeficiency (e.g., HIV, immunocompromised hosts, neutropenia, undergoing CMT/RT or within one month after receiving such treatments)</w:t>
+      </w:r>
+    </w:p>
+    <w:p>
+      <w:pPr>
+        <w:pStyle w:val="Compact"/>
+        <w:numPr>
+          <w:ilvl w:val="1"/>
+          <w:numId w:val="1016"/>
+        </w:numPr>
+      </w:pPr>
+      <w:r>
+        <w:t xml:space="preserve">LGIB</w:t>
+      </w:r>
+    </w:p>
+    <w:p>
+      <w:pPr>
+        <w:pStyle w:val="Compact"/>
+        <w:numPr>
+          <w:ilvl w:val="1"/>
+          <w:numId w:val="1016"/>
+        </w:numPr>
+      </w:pPr>
+      <w:r>
+        <w:t xml:space="preserve">Severe bloating or severely dilated colon (e.g., Cecum diameter &gt; 8 cm)</w:t>
+      </w:r>
+    </w:p>
+    <w:p>
+      <w:pPr>
+        <w:pStyle w:val="Compact"/>
+        <w:numPr>
+          <w:ilvl w:val="1"/>
+          <w:numId w:val="1016"/>
+        </w:numPr>
+      </w:pPr>
+      <w:r>
+        <w:t xml:space="preserve">R/O Toxic Megacolon</w:t>
+      </w:r>
+    </w:p>
+    <w:bookmarkEnd w:id="62"/>
+    <w:bookmarkStart w:id="63" w:name="step-4-other-consideration"/>
+    <w:p>
+      <w:pPr>
+        <w:pStyle w:val="Heading3"/>
+      </w:pPr>
+      <w:r>
+        <w:t xml:space="preserve">Step 4: Other consideration</w:t>
+      </w:r>
+    </w:p>
+    <w:p>
+      <w:pPr>
+        <w:pStyle w:val="FirstParagraph"/>
+      </w:pPr>
+      <w:r>
+        <w:rPr>
+          <w:b/>
+          <w:bCs/>
+        </w:rPr>
+        <w:t xml:space="preserve">Plain Only:</w:t>
+      </w:r>
+      <w:r>
+        <w:t xml:space="preserve"> </w:t>
+      </w:r>
+      <w:r>
+        <w:t xml:space="preserve">There are a few cases where a plain study is performed in emergency abdominal cases:</w:t>
+      </w:r>
+    </w:p>
+    <w:p>
+      <w:pPr>
+        <w:pStyle w:val="Compact"/>
+        <w:numPr>
+          <w:ilvl w:val="0"/>
+          <w:numId w:val="1017"/>
+        </w:numPr>
+      </w:pPr>
+      <w:r>
+        <w:t xml:space="preserve">Stone</w:t>
+      </w:r>
+    </w:p>
+    <w:p>
+      <w:pPr>
+        <w:pStyle w:val="Compact"/>
+        <w:numPr>
+          <w:ilvl w:val="0"/>
+          <w:numId w:val="1017"/>
+        </w:numPr>
+      </w:pPr>
+      <w:r>
+        <w:t xml:space="preserve">Ruptured AAA</w:t>
+      </w:r>
+    </w:p>
+    <w:p>
+      <w:pPr>
+        <w:pStyle w:val="Compact"/>
+        <w:numPr>
+          <w:ilvl w:val="0"/>
+          <w:numId w:val="1017"/>
+        </w:numPr>
+      </w:pPr>
+      <w:r>
+        <w:t xml:space="preserve">Bowel perforation</w:t>
+      </w:r>
+    </w:p>
+    <w:p>
+      <w:pPr>
+        <w:pStyle w:val="Compact"/>
+        <w:numPr>
+          <w:ilvl w:val="0"/>
+          <w:numId w:val="1017"/>
+        </w:numPr>
+      </w:pPr>
+      <w:r>
+        <w:t xml:space="preserve">Mesenteric ischemia</w:t>
+      </w:r>
+    </w:p>
+    <w:p>
+      <w:pPr>
+        <w:pStyle w:val="Compact"/>
+        <w:numPr>
+          <w:ilvl w:val="0"/>
+          <w:numId w:val="1017"/>
+        </w:numPr>
+      </w:pPr>
+      <w:r>
+        <w:t xml:space="preserve">Biliary/pancreatic stone</w:t>
+      </w:r>
+    </w:p>
+    <w:bookmarkEnd w:id="63"/>
+    <w:bookmarkEnd w:id="64"/>
+    <w:bookmarkEnd w:id="65"/>
+    <w:bookmarkStart w:id="80" w:name="sec-protocols-docs"/>
+    <w:p>
+      <w:pPr>
+        <w:pStyle w:val="Heading1"/>
+      </w:pPr>
+      <w:r>
+        <w:t xml:space="preserve">3. Protocols</w:t>
+      </w:r>
+    </w:p>
+    <w:p>
+      <w:pPr>
+        <w:pStyle w:val="FirstParagraph"/>
+      </w:pPr>
+      <w:r>
+        <w:t xml:space="preserve">The protocols used in this application were adapted from Ramathibodi emergency radiology handbook</w:t>
+      </w:r>
+      <w:r>
+        <w:t xml:space="preserve"> </w:t>
+      </w:r>
+      <w:r>
+        <w:t xml:space="preserve">[</w:t>
+      </w:r>
+      <w:hyperlink w:anchor="ref-erad_book">
+        <w:r>
+          <w:rPr>
+            <w:rStyle w:val="Hyperlink"/>
+          </w:rPr>
+          <w:t xml:space="preserve">1</w:t>
+        </w:r>
+      </w:hyperlink>
+      <w:r>
+        <w:t xml:space="preserve">]</w:t>
+      </w:r>
+      <w:r>
+        <w:t xml:space="preserve">.</w:t>
+      </w:r>
+    </w:p>
+    <w:bookmarkStart w:id="77" w:name="body-ct"/>
+    <w:p>
+      <w:pPr>
         <w:pStyle w:val="Heading2"/>
       </w:pPr>
       <w:r>
-        <w:t xml:space="preserve">2.1 Body CT</w:t>
+        <w:t xml:space="preserve">3.1 Body CT</w:t>
       </w:r>
     </w:p>
-    <w:bookmarkStart w:id="58" w:name="ctwa"/>
+    <w:bookmarkStart w:id="66" w:name="ctwa"/>
     <w:p>
       <w:pPr>
         <w:pStyle w:val="Heading3"/>
       </w:pPr>
       <w:r>
-        <w:t xml:space="preserve">2.1.1 CTWA</w:t>
+        <w:t xml:space="preserve">3.1.1 CTWA</w:t>
       </w:r>
     </w:p>
     <w:tbl xmlns:w="http://schemas.openxmlformats.org/wordprocessingml/2006/main" xmlns:wp="http://schemas.openxmlformats.org/drawingml/2006/wordprocessingDrawing" xmlns:r="http://schemas.openxmlformats.org/officeDocument/2006/relationships" xmlns:w14="http://schemas.microsoft.com/office/word/2010/wordml">
@@ -3696,14 +4636,14 @@
         </w:tc>
       </w:tr>
     </w:tbl>
-    <w:bookmarkEnd w:id="58"/>
-    <w:bookmarkStart w:id="59" w:name="cta-whole-abdomen"/>
+    <w:bookmarkEnd w:id="66"/>
+    <w:bookmarkStart w:id="67" w:name="cta-whole-abdomen"/>
     <w:p>
       <w:pPr>
         <w:pStyle w:val="Heading3"/>
       </w:pPr>
       <w:r>
-        <w:t xml:space="preserve">2.1.2 CTA Whole Abdomen</w:t>
+        <w:t xml:space="preserve">3.1.2 CTA Whole Abdomen</w:t>
       </w:r>
     </w:p>
     <w:tbl xmlns:w="http://schemas.openxmlformats.org/wordprocessingml/2006/main" xmlns:wp="http://schemas.openxmlformats.org/drawingml/2006/wordprocessingDrawing" xmlns:r="http://schemas.openxmlformats.org/officeDocument/2006/relationships" xmlns:w14="http://schemas.microsoft.com/office/word/2010/wordml">
@@ -4479,14 +5419,14 @@
         </w:tc>
       </w:tr>
     </w:tbl>
-    <w:bookmarkEnd w:id="59"/>
-    <w:bookmarkStart w:id="60" w:name="ct-upper-abdomen"/>
+    <w:bookmarkEnd w:id="67"/>
+    <w:bookmarkStart w:id="68" w:name="ct-upper-abdomen"/>
     <w:p>
       <w:pPr>
         <w:pStyle w:val="Heading3"/>
       </w:pPr>
       <w:r>
-        <w:t xml:space="preserve">2.1.3 CT Upper Abdomen</w:t>
+        <w:t xml:space="preserve">3.1.3 CT Upper Abdomen</w:t>
       </w:r>
     </w:p>
     <w:tbl xmlns:w="http://schemas.openxmlformats.org/wordprocessingml/2006/main" xmlns:wp="http://schemas.openxmlformats.org/drawingml/2006/wordprocessingDrawing" xmlns:r="http://schemas.openxmlformats.org/officeDocument/2006/relationships" xmlns:w14="http://schemas.microsoft.com/office/word/2010/wordml">
@@ -5136,14 +6076,14 @@
         </w:tc>
       </w:tr>
     </w:tbl>
-    <w:bookmarkEnd w:id="60"/>
-    <w:bookmarkStart w:id="61" w:name="ct-lower-abdomen"/>
+    <w:bookmarkEnd w:id="68"/>
+    <w:bookmarkStart w:id="69" w:name="ct-lower-abdomen"/>
     <w:p>
       <w:pPr>
         <w:pStyle w:val="Heading3"/>
       </w:pPr>
       <w:r>
-        <w:t xml:space="preserve">2.1.4 CT Lower Abdomen</w:t>
+        <w:t xml:space="preserve">3.1.4 CT Lower Abdomen</w:t>
       </w:r>
     </w:p>
     <w:tbl xmlns:w="http://schemas.openxmlformats.org/wordprocessingml/2006/main" xmlns:wp="http://schemas.openxmlformats.org/drawingml/2006/wordprocessingDrawing" xmlns:r="http://schemas.openxmlformats.org/officeDocument/2006/relationships" xmlns:w14="http://schemas.microsoft.com/office/word/2010/wordml">
@@ -5317,14 +6257,14 @@
         </w:tc>
       </w:tr>
     </w:tbl>
-    <w:bookmarkEnd w:id="61"/>
-    <w:bookmarkStart w:id="62" w:name="ct-kub"/>
+    <w:bookmarkEnd w:id="69"/>
+    <w:bookmarkStart w:id="70" w:name="ct-kub"/>
     <w:p>
       <w:pPr>
         <w:pStyle w:val="Heading3"/>
       </w:pPr>
       <w:r>
-        <w:t xml:space="preserve">2.1.5 CT KUB</w:t>
+        <w:t xml:space="preserve">3.1.5 CT KUB</w:t>
       </w:r>
     </w:p>
     <w:tbl xmlns:w="http://schemas.openxmlformats.org/wordprocessingml/2006/main" xmlns:wp="http://schemas.openxmlformats.org/drawingml/2006/wordprocessingDrawing" xmlns:r="http://schemas.openxmlformats.org/officeDocument/2006/relationships" xmlns:w14="http://schemas.microsoft.com/office/word/2010/wordml">
@@ -5750,14 +6690,46 @@
         </w:tc>
       </w:tr>
     </w:tbl>
-    <w:bookmarkEnd w:id="62"/>
-    <w:bookmarkStart w:id="63" w:name="cta-for-pe"/>
     <w:p>
       <w:pPr>
+        <w:pStyle w:val="FirstParagraph"/>
+      </w:pPr>
+      <w:r>
+        <w:t xml:space="preserve">In cases of suspected urothelial or renal tumor:</w:t>
+      </w:r>
+    </w:p>
+    <w:p>
+      <w:pPr>
+        <w:pStyle w:val="Compact"/>
+        <w:numPr>
+          <w:ilvl w:val="0"/>
+          <w:numId w:val="1018"/>
+        </w:numPr>
+      </w:pPr>
+      <w:r>
+        <w:t xml:space="preserve">The patient should have a full bladder before undergoing a CT scan.</w:t>
+      </w:r>
+    </w:p>
+    <w:p>
+      <w:pPr>
+        <w:pStyle w:val="Compact"/>
+        <w:numPr>
+          <w:ilvl w:val="0"/>
+          <w:numId w:val="1018"/>
+        </w:numPr>
+      </w:pPr>
+      <w:r>
+        <w:t xml:space="preserve">Consider clamping the Foley catheter or instilling NSS into the bladder for patients on continuous bladder irrigation (CBI).</w:t>
+      </w:r>
+    </w:p>
+    <w:bookmarkEnd w:id="70"/>
+    <w:bookmarkStart w:id="71" w:name="cta-for-pe"/>
+    <w:p>
+      <w:pPr>
         <w:pStyle w:val="Heading3"/>
       </w:pPr>
       <w:r>
-        <w:t xml:space="preserve">2.1.6 CTA for PE</w:t>
+        <w:t xml:space="preserve">3.1.6 CTA for PE</w:t>
       </w:r>
     </w:p>
     <w:tbl xmlns:w="http://schemas.openxmlformats.org/wordprocessingml/2006/main" xmlns:wp="http://schemas.openxmlformats.org/drawingml/2006/wordprocessingDrawing" xmlns:r="http://schemas.openxmlformats.org/officeDocument/2006/relationships" xmlns:w14="http://schemas.microsoft.com/office/word/2010/wordml">
@@ -6057,14 +7029,14 @@
         </w:tc>
       </w:tr>
     </w:tbl>
-    <w:bookmarkEnd w:id="63"/>
-    <w:bookmarkStart w:id="64" w:name="ct-chest"/>
+    <w:bookmarkEnd w:id="71"/>
+    <w:bookmarkStart w:id="72" w:name="ct-chest"/>
     <w:p>
       <w:pPr>
         <w:pStyle w:val="Heading3"/>
       </w:pPr>
       <w:r>
-        <w:t xml:space="preserve">2.1.7 CT Chest</w:t>
+        <w:t xml:space="preserve">3.1.7 CT Chest</w:t>
       </w:r>
     </w:p>
     <w:tbl xmlns:w="http://schemas.openxmlformats.org/wordprocessingml/2006/main" xmlns:wp="http://schemas.openxmlformats.org/drawingml/2006/wordprocessingDrawing" xmlns:r="http://schemas.openxmlformats.org/officeDocument/2006/relationships" xmlns:w14="http://schemas.microsoft.com/office/word/2010/wordml">
@@ -6813,14 +7785,14 @@
         </w:tc>
       </w:tr>
     </w:tbl>
-    <w:bookmarkEnd w:id="64"/>
-    <w:bookmarkStart w:id="65" w:name="ct-chest-wa"/>
+    <w:bookmarkEnd w:id="72"/>
+    <w:bookmarkStart w:id="73" w:name="ct-chest-wa"/>
     <w:p>
       <w:pPr>
         <w:pStyle w:val="Heading3"/>
       </w:pPr>
       <w:r>
-        <w:t xml:space="preserve">2.1.8 CT Chest + WA</w:t>
+        <w:t xml:space="preserve">3.1.8 CT Chest + WA</w:t>
       </w:r>
     </w:p>
     <w:tbl xmlns:w="http://schemas.openxmlformats.org/wordprocessingml/2006/main" xmlns:wp="http://schemas.openxmlformats.org/drawingml/2006/wordprocessingDrawing" xmlns:r="http://schemas.openxmlformats.org/officeDocument/2006/relationships" xmlns:w14="http://schemas.microsoft.com/office/word/2010/wordml">
@@ -7057,14 +8029,14 @@
         </w:tc>
       </w:tr>
     </w:tbl>
-    <w:bookmarkEnd w:id="65"/>
-    <w:bookmarkStart w:id="66" w:name="cta-chest"/>
+    <w:bookmarkEnd w:id="73"/>
+    <w:bookmarkStart w:id="74" w:name="cta-chest"/>
     <w:p>
       <w:pPr>
         <w:pStyle w:val="Heading3"/>
       </w:pPr>
       <w:r>
-        <w:t xml:space="preserve">2.1.9 CTA Chest</w:t>
+        <w:t xml:space="preserve">3.1.9 CTA Chest</w:t>
       </w:r>
     </w:p>
     <w:tbl xmlns:w="http://schemas.openxmlformats.org/wordprocessingml/2006/main" xmlns:wp="http://schemas.openxmlformats.org/drawingml/2006/wordprocessingDrawing" xmlns:r="http://schemas.openxmlformats.org/officeDocument/2006/relationships" xmlns:w14="http://schemas.microsoft.com/office/word/2010/wordml">
@@ -7406,14 +8378,14 @@
         </w:tc>
       </w:tr>
     </w:tbl>
-    <w:bookmarkEnd w:id="66"/>
-    <w:bookmarkStart w:id="67" w:name="cta-whole-aorta"/>
+    <w:bookmarkEnd w:id="74"/>
+    <w:bookmarkStart w:id="75" w:name="cta-whole-aorta"/>
     <w:p>
       <w:pPr>
         <w:pStyle w:val="Heading3"/>
       </w:pPr>
       <w:r>
-        <w:t xml:space="preserve">2.1.10 CTA Whole Aorta</w:t>
+        <w:t xml:space="preserve">3.1.10 CTA Whole Aorta</w:t>
       </w:r>
     </w:p>
     <w:tbl xmlns:w="http://schemas.openxmlformats.org/wordprocessingml/2006/main" xmlns:wp="http://schemas.openxmlformats.org/drawingml/2006/wordprocessingDrawing" xmlns:r="http://schemas.openxmlformats.org/officeDocument/2006/relationships" xmlns:w14="http://schemas.microsoft.com/office/word/2010/wordml">
@@ -7881,14 +8853,14 @@
         </w:tc>
       </w:tr>
     </w:tbl>
-    <w:bookmarkEnd w:id="67"/>
-    <w:bookmarkStart w:id="68" w:name="cta-runoff"/>
+    <w:bookmarkEnd w:id="75"/>
+    <w:bookmarkStart w:id="76" w:name="cta-runoff"/>
     <w:p>
       <w:pPr>
         <w:pStyle w:val="Heading3"/>
       </w:pPr>
       <w:r>
-        <w:t xml:space="preserve">2.1.11 CTA Runoff</w:t>
+        <w:t xml:space="preserve">3.1.11 CTA Runoff</w:t>
       </w:r>
     </w:p>
     <w:tbl xmlns:w="http://schemas.openxmlformats.org/wordprocessingml/2006/main" xmlns:wp="http://schemas.openxmlformats.org/drawingml/2006/wordprocessingDrawing" xmlns:r="http://schemas.openxmlformats.org/officeDocument/2006/relationships" xmlns:w14="http://schemas.microsoft.com/office/word/2010/wordml">
@@ -8265,15 +9237,15 @@
         </w:tc>
       </w:tr>
     </w:tbl>
-    <w:bookmarkEnd w:id="68"/>
-    <w:bookmarkEnd w:id="69"/>
-    <w:bookmarkStart w:id="70" w:name="neuro-ct"/>
+    <w:bookmarkEnd w:id="76"/>
+    <w:bookmarkEnd w:id="77"/>
+    <w:bookmarkStart w:id="78" w:name="neuro-ct"/>
     <w:p>
       <w:pPr>
         <w:pStyle w:val="Heading2"/>
       </w:pPr>
       <w:r>
-        <w:t xml:space="preserve">2.2 Neuro CT</w:t>
+        <w:t xml:space="preserve">3.2 Neuro CT</w:t>
       </w:r>
     </w:p>
     <w:tbl xmlns:w="http://schemas.openxmlformats.org/wordprocessingml/2006/main" xmlns:wp="http://schemas.openxmlformats.org/drawingml/2006/wordprocessingDrawing" xmlns:r="http://schemas.openxmlformats.org/officeDocument/2006/relationships" xmlns:w14="http://schemas.microsoft.com/office/word/2010/wordml">
@@ -8810,14 +9782,14 @@
         </w:tc>
       </w:tr>
     </w:tbl>
-    <w:bookmarkEnd w:id="70"/>
-    <w:bookmarkStart w:id="71" w:name="trauma-ct"/>
+    <w:bookmarkEnd w:id="78"/>
+    <w:bookmarkStart w:id="79" w:name="trauma-ct"/>
     <w:p>
       <w:pPr>
         <w:pStyle w:val="Heading2"/>
       </w:pPr>
       <w:r>
-        <w:t xml:space="preserve">2.3 Trauma CT</w:t>
+        <w:t xml:space="preserve">3.3 Trauma CT</w:t>
       </w:r>
     </w:p>
     <w:tbl xmlns:w="http://schemas.openxmlformats.org/wordprocessingml/2006/main" xmlns:wp="http://schemas.openxmlformats.org/drawingml/2006/wordprocessingDrawing" xmlns:r="http://schemas.openxmlformats.org/officeDocument/2006/relationships" xmlns:w14="http://schemas.microsoft.com/office/word/2010/wordml">
@@ -9818,8 +10790,39 @@
         </w:tc>
       </w:tr>
     </w:tbl>
-    <w:bookmarkEnd w:id="71"/>
-    <w:bookmarkEnd w:id="72"/>
+    <w:bookmarkEnd w:id="79"/>
+    <w:bookmarkEnd w:id="80"/>
+    <w:bookmarkStart w:id="83" w:name="references"/>
+    <w:p>
+      <w:pPr>
+        <w:pStyle w:val="Heading1"/>
+      </w:pPr>
+      <w:r>
+        <w:t xml:space="preserve">References</w:t>
+      </w:r>
+    </w:p>
+    <w:bookmarkStart w:id="82" w:name="refs"/>
+    <w:bookmarkStart w:id="81" w:name="ref-erad_book"/>
+    <w:p>
+      <w:pPr>
+        <w:pStyle w:val="Bibliography"/>
+      </w:pPr>
+      <w:r>
+        <w:t xml:space="preserve">[1]</w:t>
+      </w:r>
+      <w:r>
+        <w:t xml:space="preserve"> </w:t>
+      </w:r>
+      <w:r>
+        <w:t xml:space="preserve">	</w:t>
+      </w:r>
+      <w:r>
+        <w:t xml:space="preserve">E.R. Ramathibodi, Emergency radiology handbook (2021), V20 ed., n.d.</w:t>
+      </w:r>
+    </w:p>
+    <w:bookmarkEnd w:id="81"/>
+    <w:bookmarkEnd w:id="82"/>
+    <w:bookmarkEnd w:id="83"/>
     <w:sectPr>
       <w:footerReference r:id="rId9" w:type="even"/>
       <w:footerReference r:id="rId10" w:type="default"/>
@@ -12920,6 +13923,9 @@
     </w:lvlOverride>
   </w:num>
   <w:num w:numId="1002">
+    <w:abstractNumId w:val="991"/>
+  </w:num>
+  <w:num w:numId="1003">
     <w:abstractNumId w:val="99411"/>
     <w:lvlOverride w:ilvl="0">
       <w:startOverride w:val="1"/>
@@ -12949,9 +13955,6 @@
       <w:startOverride w:val="1"/>
     </w:lvlOverride>
   </w:num>
-  <w:num w:numId="1003">
-    <w:abstractNumId w:val="991"/>
-  </w:num>
   <w:num w:numId="1004">
     <w:abstractNumId w:val="991"/>
   </w:num>
@@ -12959,12 +13962,96 @@
     <w:abstractNumId w:val="991"/>
   </w:num>
   <w:num w:numId="1006">
-    <w:abstractNumId w:val="991"/>
+    <w:abstractNumId w:val="99411"/>
+    <w:lvlOverride w:ilvl="0">
+      <w:startOverride w:val="1"/>
+    </w:lvlOverride>
+    <w:lvlOverride w:ilvl="1">
+      <w:startOverride w:val="1"/>
+    </w:lvlOverride>
+    <w:lvlOverride w:ilvl="2">
+      <w:startOverride w:val="1"/>
+    </w:lvlOverride>
+    <w:lvlOverride w:ilvl="3">
+      <w:startOverride w:val="1"/>
+    </w:lvlOverride>
+    <w:lvlOverride w:ilvl="4">
+      <w:startOverride w:val="1"/>
+    </w:lvlOverride>
+    <w:lvlOverride w:ilvl="5">
+      <w:startOverride w:val="1"/>
+    </w:lvlOverride>
+    <w:lvlOverride w:ilvl="6">
+      <w:startOverride w:val="1"/>
+    </w:lvlOverride>
+    <w:lvlOverride w:ilvl="7">
+      <w:startOverride w:val="1"/>
+    </w:lvlOverride>
+    <w:lvlOverride w:ilvl="8">
+      <w:startOverride w:val="1"/>
+    </w:lvlOverride>
   </w:num>
   <w:num w:numId="1007">
     <w:abstractNumId w:val="991"/>
   </w:num>
   <w:num w:numId="1008">
+    <w:abstractNumId w:val="991"/>
+  </w:num>
+  <w:num w:numId="1009">
+    <w:abstractNumId w:val="99411"/>
+    <w:lvlOverride w:ilvl="0">
+      <w:startOverride w:val="1"/>
+    </w:lvlOverride>
+    <w:lvlOverride w:ilvl="1">
+      <w:startOverride w:val="1"/>
+    </w:lvlOverride>
+    <w:lvlOverride w:ilvl="2">
+      <w:startOverride w:val="1"/>
+    </w:lvlOverride>
+    <w:lvlOverride w:ilvl="3">
+      <w:startOverride w:val="1"/>
+    </w:lvlOverride>
+    <w:lvlOverride w:ilvl="4">
+      <w:startOverride w:val="1"/>
+    </w:lvlOverride>
+    <w:lvlOverride w:ilvl="5">
+      <w:startOverride w:val="1"/>
+    </w:lvlOverride>
+    <w:lvlOverride w:ilvl="6">
+      <w:startOverride w:val="1"/>
+    </w:lvlOverride>
+    <w:lvlOverride w:ilvl="7">
+      <w:startOverride w:val="1"/>
+    </w:lvlOverride>
+    <w:lvlOverride w:ilvl="8">
+      <w:startOverride w:val="1"/>
+    </w:lvlOverride>
+  </w:num>
+  <w:num w:numId="1010">
+    <w:abstractNumId w:val="991"/>
+  </w:num>
+  <w:num w:numId="1011">
+    <w:abstractNumId w:val="991"/>
+  </w:num>
+  <w:num w:numId="1012">
+    <w:abstractNumId w:val="991"/>
+  </w:num>
+  <w:num w:numId="1013">
+    <w:abstractNumId w:val="991"/>
+  </w:num>
+  <w:num w:numId="1014">
+    <w:abstractNumId w:val="991"/>
+  </w:num>
+  <w:num w:numId="1015">
+    <w:abstractNumId w:val="991"/>
+  </w:num>
+  <w:num w:numId="1016">
+    <w:abstractNumId w:val="991"/>
+  </w:num>
+  <w:num w:numId="1017">
+    <w:abstractNumId w:val="991"/>
+  </w:num>
+  <w:num w:numId="1018">
     <w:abstractNumId w:val="991"/>
   </w:num>
 </w:numbering>
